--- a/docx/es/BUFRCREX_TableB_es_02.docx
+++ b/docx/es/BUFRCREX_TableB_es_02.docx
@@ -239,7 +239,7 @@
                 <w:b w:val="0"/>
                 <w:sz w:val="16"/>
               </w:rPr>
-              <w:t>002001</w:t>
+              <w:t>0 02 001</w:t>
             </w:r>
           </w:p>
         </w:tc>
@@ -403,7 +403,7 @@
                 <w:b w:val="0"/>
                 <w:sz w:val="16"/>
               </w:rPr>
-              <w:t>002002</w:t>
+              <w:t>0 02 002</w:t>
             </w:r>
           </w:p>
         </w:tc>
@@ -567,7 +567,7 @@
                 <w:b w:val="0"/>
                 <w:sz w:val="16"/>
               </w:rPr>
-              <w:t>002003</w:t>
+              <w:t>0 02 003</w:t>
             </w:r>
           </w:p>
         </w:tc>
@@ -731,7 +731,7 @@
                 <w:b w:val="0"/>
                 <w:sz w:val="16"/>
               </w:rPr>
-              <w:t>002004</w:t>
+              <w:t>0 02 004</w:t>
             </w:r>
           </w:p>
         </w:tc>
@@ -895,7 +895,7 @@
                 <w:b w:val="0"/>
                 <w:sz w:val="16"/>
               </w:rPr>
-              <w:t>002005</w:t>
+              <w:t>0 02 005</w:t>
             </w:r>
           </w:p>
         </w:tc>
@@ -1059,7 +1059,7 @@
                 <w:b w:val="0"/>
                 <w:sz w:val="16"/>
               </w:rPr>
-              <w:t>002006</w:t>
+              <w:t>0 02 006</w:t>
             </w:r>
           </w:p>
         </w:tc>
@@ -1223,7 +1223,7 @@
                 <w:b w:val="0"/>
                 <w:sz w:val="16"/>
               </w:rPr>
-              <w:t>002007</w:t>
+              <w:t>0 02 007</w:t>
             </w:r>
           </w:p>
         </w:tc>
@@ -1387,7 +1387,7 @@
                 <w:b w:val="0"/>
                 <w:sz w:val="16"/>
               </w:rPr>
-              <w:t>002008</w:t>
+              <w:t>0 02 008</w:t>
             </w:r>
           </w:p>
         </w:tc>
@@ -1551,7 +1551,7 @@
                 <w:b w:val="0"/>
                 <w:sz w:val="16"/>
               </w:rPr>
-              <w:t>002011</w:t>
+              <w:t>0 02 011</w:t>
             </w:r>
           </w:p>
         </w:tc>
@@ -1715,7 +1715,7 @@
                 <w:b w:val="0"/>
                 <w:sz w:val="16"/>
               </w:rPr>
-              <w:t>002012</w:t>
+              <w:t>0 02 012</w:t>
             </w:r>
           </w:p>
         </w:tc>
@@ -1879,7 +1879,7 @@
                 <w:b w:val="0"/>
                 <w:sz w:val="16"/>
               </w:rPr>
-              <w:t>002013</w:t>
+              <w:t>0 02 013</w:t>
             </w:r>
           </w:p>
         </w:tc>
@@ -2043,7 +2043,7 @@
                 <w:b w:val="0"/>
                 <w:sz w:val="16"/>
               </w:rPr>
-              <w:t>002014</w:t>
+              <w:t>0 02 014</w:t>
             </w:r>
           </w:p>
         </w:tc>
@@ -2207,7 +2207,7 @@
                 <w:b w:val="0"/>
                 <w:sz w:val="16"/>
               </w:rPr>
-              <w:t>002015</w:t>
+              <w:t>0 02 015</w:t>
             </w:r>
           </w:p>
         </w:tc>
@@ -2371,7 +2371,7 @@
                 <w:b w:val="0"/>
                 <w:sz w:val="16"/>
               </w:rPr>
-              <w:t>002016</w:t>
+              <w:t>0 02 016</w:t>
             </w:r>
           </w:p>
         </w:tc>
@@ -2535,7 +2535,7 @@
                 <w:b w:val="0"/>
                 <w:sz w:val="16"/>
               </w:rPr>
-              <w:t>002017</w:t>
+              <w:t>0 02 017</w:t>
             </w:r>
           </w:p>
         </w:tc>
@@ -2699,7 +2699,7 @@
                 <w:b w:val="0"/>
                 <w:sz w:val="16"/>
               </w:rPr>
-              <w:t>002019</w:t>
+              <w:t>0 02 019</w:t>
             </w:r>
           </w:p>
         </w:tc>
@@ -2863,7 +2863,7 @@
                 <w:b w:val="0"/>
                 <w:sz w:val="16"/>
               </w:rPr>
-              <w:t>002020</w:t>
+              <w:t>0 02 020</w:t>
             </w:r>
           </w:p>
         </w:tc>
@@ -3027,7 +3027,7 @@
                 <w:b w:val="0"/>
                 <w:sz w:val="16"/>
               </w:rPr>
-              <w:t>002021</w:t>
+              <w:t>0 02 021</w:t>
             </w:r>
           </w:p>
         </w:tc>
@@ -3192,7 +3192,7 @@
                 <w:b w:val="0"/>
                 <w:sz w:val="16"/>
               </w:rPr>
-              <w:t>002022</w:t>
+              <w:t>0 02 022</w:t>
             </w:r>
           </w:p>
         </w:tc>
@@ -3356,7 +3356,7 @@
                 <w:b w:val="0"/>
                 <w:sz w:val="16"/>
               </w:rPr>
-              <w:t>002023</w:t>
+              <w:t>0 02 023</w:t>
             </w:r>
           </w:p>
         </w:tc>
@@ -3520,7 +3520,7 @@
                 <w:b w:val="0"/>
                 <w:sz w:val="16"/>
               </w:rPr>
-              <w:t>002024</w:t>
+              <w:t>0 02 024</w:t>
             </w:r>
           </w:p>
         </w:tc>
@@ -3684,7 +3684,7 @@
                 <w:b w:val="0"/>
                 <w:sz w:val="16"/>
               </w:rPr>
-              <w:t>002025</w:t>
+              <w:t>0 02 025</w:t>
             </w:r>
           </w:p>
         </w:tc>
@@ -3848,7 +3848,7 @@
                 <w:b w:val="0"/>
                 <w:sz w:val="16"/>
               </w:rPr>
-              <w:t>002026</w:t>
+              <w:t>0 02 026</w:t>
             </w:r>
           </w:p>
         </w:tc>
@@ -4012,7 +4012,7 @@
                 <w:b w:val="0"/>
                 <w:sz w:val="16"/>
               </w:rPr>
-              <w:t>002027</w:t>
+              <w:t>0 02 027</w:t>
             </w:r>
           </w:p>
         </w:tc>
@@ -4176,7 +4176,7 @@
                 <w:b w:val="0"/>
                 <w:sz w:val="16"/>
               </w:rPr>
-              <w:t>002028</w:t>
+              <w:t>0 02 028</w:t>
             </w:r>
           </w:p>
         </w:tc>
@@ -4340,7 +4340,7 @@
                 <w:b w:val="0"/>
                 <w:sz w:val="16"/>
               </w:rPr>
-              <w:t>002029</w:t>
+              <w:t>0 02 029</w:t>
             </w:r>
           </w:p>
         </w:tc>
@@ -4504,7 +4504,7 @@
                 <w:b w:val="0"/>
                 <w:sz w:val="16"/>
               </w:rPr>
-              <w:t>002030</w:t>
+              <w:t>0 02 030</w:t>
             </w:r>
           </w:p>
         </w:tc>
@@ -4668,7 +4668,7 @@
                 <w:b w:val="0"/>
                 <w:sz w:val="16"/>
               </w:rPr>
-              <w:t>002031</w:t>
+              <w:t>0 02 031</w:t>
             </w:r>
           </w:p>
         </w:tc>
@@ -4832,7 +4832,7 @@
                 <w:b w:val="0"/>
                 <w:sz w:val="16"/>
               </w:rPr>
-              <w:t>002032</w:t>
+              <w:t>0 02 032</w:t>
             </w:r>
           </w:p>
         </w:tc>
@@ -4996,7 +4996,7 @@
                 <w:b w:val="0"/>
                 <w:sz w:val="16"/>
               </w:rPr>
-              <w:t>002033</w:t>
+              <w:t>0 02 033</w:t>
             </w:r>
           </w:p>
         </w:tc>
@@ -5160,7 +5160,7 @@
                 <w:b w:val="0"/>
                 <w:sz w:val="16"/>
               </w:rPr>
-              <w:t>002034</w:t>
+              <w:t>0 02 034</w:t>
             </w:r>
           </w:p>
         </w:tc>
@@ -5324,7 +5324,7 @@
                 <w:b w:val="0"/>
                 <w:sz w:val="16"/>
               </w:rPr>
-              <w:t>002035</w:t>
+              <w:t>0 02 035</w:t>
             </w:r>
           </w:p>
         </w:tc>
@@ -5488,7 +5488,7 @@
                 <w:b w:val="0"/>
                 <w:sz w:val="16"/>
               </w:rPr>
-              <w:t>002036</w:t>
+              <w:t>0 02 036</w:t>
             </w:r>
           </w:p>
         </w:tc>
@@ -5652,7 +5652,7 @@
                 <w:b w:val="0"/>
                 <w:sz w:val="16"/>
               </w:rPr>
-              <w:t>002037</w:t>
+              <w:t>0 02 037</w:t>
             </w:r>
           </w:p>
         </w:tc>
@@ -5816,7 +5816,7 @@
                 <w:b w:val="0"/>
                 <w:sz w:val="16"/>
               </w:rPr>
-              <w:t>002038</w:t>
+              <w:t>0 02 038</w:t>
             </w:r>
           </w:p>
         </w:tc>
@@ -5980,7 +5980,7 @@
                 <w:b w:val="0"/>
                 <w:sz w:val="16"/>
               </w:rPr>
-              <w:t>002039</w:t>
+              <w:t>0 02 039</w:t>
             </w:r>
           </w:p>
         </w:tc>
@@ -6144,7 +6144,7 @@
                 <w:b w:val="0"/>
                 <w:sz w:val="16"/>
               </w:rPr>
-              <w:t>002040</w:t>
+              <w:t>0 02 040</w:t>
             </w:r>
           </w:p>
         </w:tc>
@@ -6308,7 +6308,7 @@
                 <w:b w:val="0"/>
                 <w:sz w:val="16"/>
               </w:rPr>
-              <w:t>002041</w:t>
+              <w:t>0 02 041</w:t>
             </w:r>
           </w:p>
         </w:tc>
@@ -6472,7 +6472,7 @@
                 <w:b w:val="0"/>
                 <w:sz w:val="16"/>
               </w:rPr>
-              <w:t>002042</w:t>
+              <w:t>0 02 042</w:t>
             </w:r>
           </w:p>
         </w:tc>
@@ -6636,7 +6636,7 @@
                 <w:b w:val="0"/>
                 <w:sz w:val="16"/>
               </w:rPr>
-              <w:t>002044</w:t>
+              <w:t>0 02 044</w:t>
             </w:r>
           </w:p>
         </w:tc>
@@ -6800,7 +6800,7 @@
                 <w:b w:val="0"/>
                 <w:sz w:val="16"/>
               </w:rPr>
-              <w:t>002045</w:t>
+              <w:t>0 02 045</w:t>
             </w:r>
           </w:p>
         </w:tc>
@@ -6964,7 +6964,7 @@
                 <w:b w:val="0"/>
                 <w:sz w:val="16"/>
               </w:rPr>
-              <w:t>002046</w:t>
+              <w:t>0 02 046</w:t>
             </w:r>
           </w:p>
         </w:tc>
@@ -7128,7 +7128,7 @@
                 <w:b w:val="0"/>
                 <w:sz w:val="16"/>
               </w:rPr>
-              <w:t>002047</w:t>
+              <w:t>0 02 047</w:t>
             </w:r>
           </w:p>
         </w:tc>
@@ -7292,7 +7292,7 @@
                 <w:b w:val="0"/>
                 <w:sz w:val="16"/>
               </w:rPr>
-              <w:t>002048</w:t>
+              <w:t>0 02 048</w:t>
             </w:r>
           </w:p>
         </w:tc>
@@ -7456,7 +7456,7 @@
                 <w:b w:val="0"/>
                 <w:sz w:val="16"/>
               </w:rPr>
-              <w:t>002049</w:t>
+              <w:t>0 02 049</w:t>
             </w:r>
           </w:p>
         </w:tc>
@@ -7620,7 +7620,7 @@
                 <w:b w:val="0"/>
                 <w:sz w:val="16"/>
               </w:rPr>
-              <w:t>002050</w:t>
+              <w:t>0 02 050</w:t>
             </w:r>
           </w:p>
         </w:tc>
@@ -7784,7 +7784,7 @@
                 <w:b w:val="0"/>
                 <w:sz w:val="16"/>
               </w:rPr>
-              <w:t>002051</w:t>
+              <w:t>0 02 051</w:t>
             </w:r>
           </w:p>
         </w:tc>
@@ -7948,7 +7948,7 @@
                 <w:b w:val="0"/>
                 <w:sz w:val="16"/>
               </w:rPr>
-              <w:t>002052</w:t>
+              <w:t>0 02 052</w:t>
             </w:r>
           </w:p>
         </w:tc>
@@ -8112,7 +8112,7 @@
                 <w:b w:val="0"/>
                 <w:sz w:val="16"/>
               </w:rPr>
-              <w:t>002053</w:t>
+              <w:t>0 02 053</w:t>
             </w:r>
           </w:p>
         </w:tc>
@@ -8276,7 +8276,7 @@
                 <w:b w:val="0"/>
                 <w:sz w:val="16"/>
               </w:rPr>
-              <w:t>002054</w:t>
+              <w:t>0 02 054</w:t>
             </w:r>
           </w:p>
         </w:tc>
@@ -8440,7 +8440,7 @@
                 <w:b w:val="0"/>
                 <w:sz w:val="16"/>
               </w:rPr>
-              <w:t>002055</w:t>
+              <w:t>0 02 055</w:t>
             </w:r>
           </w:p>
         </w:tc>
@@ -8604,7 +8604,7 @@
                 <w:b w:val="0"/>
                 <w:sz w:val="16"/>
               </w:rPr>
-              <w:t>002056</w:t>
+              <w:t>0 02 056</w:t>
             </w:r>
           </w:p>
         </w:tc>
@@ -8768,7 +8768,7 @@
                 <w:b w:val="0"/>
                 <w:sz w:val="16"/>
               </w:rPr>
-              <w:t>002057</w:t>
+              <w:t>0 02 057</w:t>
             </w:r>
           </w:p>
         </w:tc>
@@ -8932,7 +8932,7 @@
                 <w:b w:val="0"/>
                 <w:sz w:val="16"/>
               </w:rPr>
-              <w:t>002058</w:t>
+              <w:t>0 02 058</w:t>
             </w:r>
           </w:p>
         </w:tc>
@@ -9096,7 +9096,7 @@
                 <w:b w:val="0"/>
                 <w:sz w:val="16"/>
               </w:rPr>
-              <w:t>002059</w:t>
+              <w:t>0 02 059</w:t>
             </w:r>
           </w:p>
         </w:tc>
@@ -9260,7 +9260,7 @@
                 <w:b w:val="0"/>
                 <w:sz w:val="16"/>
               </w:rPr>
-              <w:t>002060</w:t>
+              <w:t>0 02 060</w:t>
             </w:r>
           </w:p>
         </w:tc>
@@ -9424,7 +9424,7 @@
                 <w:b w:val="0"/>
                 <w:sz w:val="16"/>
               </w:rPr>
-              <w:t>002061</w:t>
+              <w:t>0 02 061</w:t>
             </w:r>
           </w:p>
         </w:tc>
@@ -9588,7 +9588,7 @@
                 <w:b w:val="0"/>
                 <w:sz w:val="16"/>
               </w:rPr>
-              <w:t>002062</w:t>
+              <w:t>0 02 062</w:t>
             </w:r>
           </w:p>
         </w:tc>
@@ -9752,7 +9752,7 @@
                 <w:b w:val="0"/>
                 <w:sz w:val="16"/>
               </w:rPr>
-              <w:t>002063</w:t>
+              <w:t>0 02 063</w:t>
             </w:r>
           </w:p>
         </w:tc>
@@ -9916,7 +9916,7 @@
                 <w:b w:val="0"/>
                 <w:sz w:val="16"/>
               </w:rPr>
-              <w:t>002064</w:t>
+              <w:t>0 02 064</w:t>
             </w:r>
           </w:p>
         </w:tc>
@@ -10080,7 +10080,7 @@
                 <w:b w:val="0"/>
                 <w:sz w:val="16"/>
               </w:rPr>
-              <w:t>002065</w:t>
+              <w:t>0 02 065</w:t>
             </w:r>
           </w:p>
         </w:tc>
@@ -10244,7 +10244,7 @@
                 <w:b w:val="0"/>
                 <w:sz w:val="16"/>
               </w:rPr>
-              <w:t>002066</w:t>
+              <w:t>0 02 066</w:t>
             </w:r>
           </w:p>
         </w:tc>
@@ -10408,7 +10408,7 @@
                 <w:b w:val="0"/>
                 <w:sz w:val="16"/>
               </w:rPr>
-              <w:t>002067</w:t>
+              <w:t>0 02 067</w:t>
             </w:r>
           </w:p>
         </w:tc>
@@ -10572,7 +10572,7 @@
                 <w:b w:val="0"/>
                 <w:sz w:val="16"/>
               </w:rPr>
-              <w:t>002070</w:t>
+              <w:t>0 02 070</w:t>
             </w:r>
           </w:p>
         </w:tc>
@@ -10736,7 +10736,7 @@
                 <w:b w:val="0"/>
                 <w:sz w:val="16"/>
               </w:rPr>
-              <w:t>002071</w:t>
+              <w:t>0 02 071</w:t>
             </w:r>
           </w:p>
         </w:tc>
@@ -10900,7 +10900,7 @@
                 <w:b w:val="0"/>
                 <w:sz w:val="16"/>
               </w:rPr>
-              <w:t>002072</w:t>
+              <w:t>0 02 072</w:t>
             </w:r>
           </w:p>
         </w:tc>
@@ -11064,7 +11064,7 @@
                 <w:b w:val="0"/>
                 <w:sz w:val="16"/>
               </w:rPr>
-              <w:t>002080</w:t>
+              <w:t>0 02 080</w:t>
             </w:r>
           </w:p>
         </w:tc>
@@ -11228,7 +11228,7 @@
                 <w:b w:val="0"/>
                 <w:sz w:val="16"/>
               </w:rPr>
-              <w:t>002081</w:t>
+              <w:t>0 02 081</w:t>
             </w:r>
           </w:p>
         </w:tc>
@@ -11392,7 +11392,7 @@
                 <w:b w:val="0"/>
                 <w:sz w:val="16"/>
               </w:rPr>
-              <w:t>002082</w:t>
+              <w:t>0 02 082</w:t>
             </w:r>
           </w:p>
         </w:tc>
@@ -11556,7 +11556,7 @@
                 <w:b w:val="0"/>
                 <w:sz w:val="16"/>
               </w:rPr>
-              <w:t>002083</w:t>
+              <w:t>0 02 083</w:t>
             </w:r>
           </w:p>
         </w:tc>
@@ -11720,7 +11720,7 @@
                 <w:b w:val="0"/>
                 <w:sz w:val="16"/>
               </w:rPr>
-              <w:t>002084</w:t>
+              <w:t>0 02 084</w:t>
             </w:r>
           </w:p>
         </w:tc>
@@ -11884,7 +11884,7 @@
                 <w:b w:val="0"/>
                 <w:sz w:val="16"/>
               </w:rPr>
-              <w:t>002085</w:t>
+              <w:t>0 02 085</w:t>
             </w:r>
           </w:p>
         </w:tc>
@@ -12048,7 +12048,7 @@
                 <w:b w:val="0"/>
                 <w:sz w:val="16"/>
               </w:rPr>
-              <w:t>002086</w:t>
+              <w:t>0 02 086</w:t>
             </w:r>
           </w:p>
         </w:tc>
@@ -12212,7 +12212,7 @@
                 <w:b w:val="0"/>
                 <w:sz w:val="16"/>
               </w:rPr>
-              <w:t>002087</w:t>
+              <w:t>0 02 087</w:t>
             </w:r>
           </w:p>
         </w:tc>
@@ -12376,7 +12376,7 @@
                 <w:b w:val="0"/>
                 <w:sz w:val="16"/>
               </w:rPr>
-              <w:t>002088</w:t>
+              <w:t>0 02 088</w:t>
             </w:r>
           </w:p>
         </w:tc>
@@ -12540,7 +12540,7 @@
                 <w:b w:val="0"/>
                 <w:sz w:val="16"/>
               </w:rPr>
-              <w:t>002091</w:t>
+              <w:t>0 02 091</w:t>
             </w:r>
           </w:p>
         </w:tc>
@@ -12704,7 +12704,7 @@
                 <w:b w:val="0"/>
                 <w:sz w:val="16"/>
               </w:rPr>
-              <w:t>002092</w:t>
+              <w:t>0 02 092</w:t>
             </w:r>
           </w:p>
         </w:tc>
@@ -12868,7 +12868,7 @@
                 <w:b w:val="0"/>
                 <w:sz w:val="16"/>
               </w:rPr>
-              <w:t>002095</w:t>
+              <w:t>0 02 095</w:t>
             </w:r>
           </w:p>
         </w:tc>
@@ -13032,7 +13032,7 @@
                 <w:b w:val="0"/>
                 <w:sz w:val="16"/>
               </w:rPr>
-              <w:t>002096</w:t>
+              <w:t>0 02 096</w:t>
             </w:r>
           </w:p>
         </w:tc>
@@ -13196,7 +13196,7 @@
                 <w:b w:val="0"/>
                 <w:sz w:val="16"/>
               </w:rPr>
-              <w:t>002097</w:t>
+              <w:t>0 02 097</w:t>
             </w:r>
           </w:p>
         </w:tc>
@@ -13360,7 +13360,7 @@
                 <w:b w:val="0"/>
                 <w:sz w:val="16"/>
               </w:rPr>
-              <w:t>002099</w:t>
+              <w:t>0 02 099</w:t>
             </w:r>
           </w:p>
         </w:tc>
@@ -13524,7 +13524,7 @@
                 <w:b w:val="0"/>
                 <w:sz w:val="16"/>
               </w:rPr>
-              <w:t>002100</w:t>
+              <w:t>0 02 100</w:t>
             </w:r>
           </w:p>
         </w:tc>
@@ -13689,7 +13689,7 @@
                 <w:b w:val="0"/>
                 <w:sz w:val="16"/>
               </w:rPr>
-              <w:t>002101</w:t>
+              <w:t>0 02 101</w:t>
             </w:r>
           </w:p>
         </w:tc>
@@ -13853,7 +13853,7 @@
                 <w:b w:val="0"/>
                 <w:sz w:val="16"/>
               </w:rPr>
-              <w:t>002102</w:t>
+              <w:t>0 02 102</w:t>
             </w:r>
           </w:p>
         </w:tc>
@@ -14017,7 +14017,7 @@
                 <w:b w:val="0"/>
                 <w:sz w:val="16"/>
               </w:rPr>
-              <w:t>002103</w:t>
+              <w:t>0 02 103</w:t>
             </w:r>
           </w:p>
         </w:tc>
@@ -14181,7 +14181,7 @@
                 <w:b w:val="0"/>
                 <w:sz w:val="16"/>
               </w:rPr>
-              <w:t>002104</w:t>
+              <w:t>0 02 104</w:t>
             </w:r>
           </w:p>
         </w:tc>
@@ -14345,7 +14345,7 @@
                 <w:b w:val="0"/>
                 <w:sz w:val="16"/>
               </w:rPr>
-              <w:t>002105</w:t>
+              <w:t>0 02 105</w:t>
             </w:r>
           </w:p>
         </w:tc>
@@ -14509,7 +14509,7 @@
                 <w:b w:val="0"/>
                 <w:sz w:val="16"/>
               </w:rPr>
-              <w:t>002106</w:t>
+              <w:t>0 02 106</w:t>
             </w:r>
           </w:p>
         </w:tc>
@@ -14673,7 +14673,7 @@
                 <w:b w:val="0"/>
                 <w:sz w:val="16"/>
               </w:rPr>
-              <w:t>002107</w:t>
+              <w:t>0 02 107</w:t>
             </w:r>
           </w:p>
         </w:tc>
@@ -14837,7 +14837,7 @@
                 <w:b w:val="0"/>
                 <w:sz w:val="16"/>
               </w:rPr>
-              <w:t>002108</w:t>
+              <w:t>0 02 108</w:t>
             </w:r>
           </w:p>
         </w:tc>
@@ -15001,7 +15001,7 @@
                 <w:b w:val="0"/>
                 <w:sz w:val="16"/>
               </w:rPr>
-              <w:t>002109</w:t>
+              <w:t>0 02 109</w:t>
             </w:r>
           </w:p>
         </w:tc>
@@ -15165,7 +15165,7 @@
                 <w:b w:val="0"/>
                 <w:sz w:val="16"/>
               </w:rPr>
-              <w:t>002110</w:t>
+              <w:t>0 02 110</w:t>
             </w:r>
           </w:p>
         </w:tc>
@@ -15329,7 +15329,7 @@
                 <w:b w:val="0"/>
                 <w:sz w:val="16"/>
               </w:rPr>
-              <w:t>002111</w:t>
+              <w:t>0 02 111</w:t>
             </w:r>
           </w:p>
         </w:tc>
@@ -15493,7 +15493,7 @@
                 <w:b w:val="0"/>
                 <w:sz w:val="16"/>
               </w:rPr>
-              <w:t>002112</w:t>
+              <w:t>0 02 112</w:t>
             </w:r>
           </w:p>
         </w:tc>
@@ -15657,7 +15657,7 @@
                 <w:b w:val="0"/>
                 <w:sz w:val="16"/>
               </w:rPr>
-              <w:t>002113</w:t>
+              <w:t>0 02 113</w:t>
             </w:r>
           </w:p>
         </w:tc>
@@ -15821,7 +15821,7 @@
                 <w:b w:val="0"/>
                 <w:sz w:val="16"/>
               </w:rPr>
-              <w:t>002114</w:t>
+              <w:t>0 02 114</w:t>
             </w:r>
           </w:p>
         </w:tc>
@@ -15985,7 +15985,7 @@
                 <w:b w:val="0"/>
                 <w:sz w:val="16"/>
               </w:rPr>
-              <w:t>002115</w:t>
+              <w:t>0 02 115</w:t>
             </w:r>
           </w:p>
         </w:tc>
@@ -16149,7 +16149,7 @@
                 <w:b w:val="0"/>
                 <w:sz w:val="16"/>
               </w:rPr>
-              <w:t>002116</w:t>
+              <w:t>0 02 116</w:t>
             </w:r>
           </w:p>
         </w:tc>
@@ -16313,7 +16313,7 @@
                 <w:b w:val="0"/>
                 <w:sz w:val="16"/>
               </w:rPr>
-              <w:t>002117</w:t>
+              <w:t>0 02 117</w:t>
             </w:r>
           </w:p>
         </w:tc>
@@ -16477,7 +16477,7 @@
                 <w:b w:val="0"/>
                 <w:sz w:val="16"/>
               </w:rPr>
-              <w:t>002118</w:t>
+              <w:t>0 02 118</w:t>
             </w:r>
           </w:p>
         </w:tc>
@@ -16641,7 +16641,7 @@
                 <w:b w:val="0"/>
                 <w:sz w:val="16"/>
               </w:rPr>
-              <w:t>002119</w:t>
+              <w:t>0 02 119</w:t>
             </w:r>
           </w:p>
         </w:tc>
@@ -16805,7 +16805,7 @@
                 <w:b w:val="0"/>
                 <w:sz w:val="16"/>
               </w:rPr>
-              <w:t>002120</w:t>
+              <w:t>0 02 120</w:t>
             </w:r>
           </w:p>
         </w:tc>
@@ -16969,7 +16969,7 @@
                 <w:b w:val="0"/>
                 <w:sz w:val="16"/>
               </w:rPr>
-              <w:t>002121</w:t>
+              <w:t>0 02 121</w:t>
             </w:r>
           </w:p>
         </w:tc>
@@ -17133,7 +17133,7 @@
                 <w:b w:val="0"/>
                 <w:sz w:val="16"/>
               </w:rPr>
-              <w:t>002122</w:t>
+              <w:t>0 02 122</w:t>
             </w:r>
           </w:p>
         </w:tc>
@@ -17297,7 +17297,7 @@
                 <w:b w:val="0"/>
                 <w:sz w:val="16"/>
               </w:rPr>
-              <w:t>002123</w:t>
+              <w:t>0 02 123</w:t>
             </w:r>
           </w:p>
         </w:tc>
@@ -17461,7 +17461,7 @@
                 <w:b w:val="0"/>
                 <w:sz w:val="16"/>
               </w:rPr>
-              <w:t>002124</w:t>
+              <w:t>0 02 124</w:t>
             </w:r>
           </w:p>
         </w:tc>
@@ -17625,7 +17625,7 @@
                 <w:b w:val="0"/>
                 <w:sz w:val="16"/>
               </w:rPr>
-              <w:t>002125</w:t>
+              <w:t>0 02 125</w:t>
             </w:r>
           </w:p>
         </w:tc>
@@ -17789,7 +17789,7 @@
                 <w:b w:val="0"/>
                 <w:sz w:val="16"/>
               </w:rPr>
-              <w:t>002126</w:t>
+              <w:t>0 02 126</w:t>
             </w:r>
           </w:p>
         </w:tc>
@@ -17953,7 +17953,7 @@
                 <w:b w:val="0"/>
                 <w:sz w:val="16"/>
               </w:rPr>
-              <w:t>002127</w:t>
+              <w:t>0 02 127</w:t>
             </w:r>
           </w:p>
         </w:tc>
@@ -18117,7 +18117,7 @@
                 <w:b w:val="0"/>
                 <w:sz w:val="16"/>
               </w:rPr>
-              <w:t>002128</w:t>
+              <w:t>0 02 128</w:t>
             </w:r>
           </w:p>
         </w:tc>
@@ -18281,7 +18281,7 @@
                 <w:b w:val="0"/>
                 <w:sz w:val="16"/>
               </w:rPr>
-              <w:t>002129</w:t>
+              <w:t>0 02 129</w:t>
             </w:r>
           </w:p>
         </w:tc>
@@ -18445,7 +18445,7 @@
                 <w:b w:val="0"/>
                 <w:sz w:val="16"/>
               </w:rPr>
-              <w:t>002130</w:t>
+              <w:t>0 02 130</w:t>
             </w:r>
           </w:p>
         </w:tc>
@@ -18609,7 +18609,7 @@
                 <w:b w:val="0"/>
                 <w:sz w:val="16"/>
               </w:rPr>
-              <w:t>002131</w:t>
+              <w:t>0 02 131</w:t>
             </w:r>
           </w:p>
         </w:tc>
@@ -18773,7 +18773,7 @@
                 <w:b w:val="0"/>
                 <w:sz w:val="16"/>
               </w:rPr>
-              <w:t>002132</w:t>
+              <w:t>0 02 132</w:t>
             </w:r>
           </w:p>
         </w:tc>
@@ -18937,7 +18937,7 @@
                 <w:b w:val="0"/>
                 <w:sz w:val="16"/>
               </w:rPr>
-              <w:t>002133</w:t>
+              <w:t>0 02 133</w:t>
             </w:r>
           </w:p>
         </w:tc>
@@ -19101,7 +19101,7 @@
                 <w:b w:val="0"/>
                 <w:sz w:val="16"/>
               </w:rPr>
-              <w:t>002134</w:t>
+              <w:t>0 02 134</w:t>
             </w:r>
           </w:p>
         </w:tc>
@@ -19265,7 +19265,7 @@
                 <w:b w:val="0"/>
                 <w:sz w:val="16"/>
               </w:rPr>
-              <w:t>002135</w:t>
+              <w:t>0 02 135</w:t>
             </w:r>
           </w:p>
         </w:tc>
@@ -19429,7 +19429,7 @@
                 <w:b w:val="0"/>
                 <w:sz w:val="16"/>
               </w:rPr>
-              <w:t>002136</w:t>
+              <w:t>0 02 136</w:t>
             </w:r>
           </w:p>
         </w:tc>
@@ -19593,7 +19593,7 @@
                 <w:b w:val="0"/>
                 <w:sz w:val="16"/>
               </w:rPr>
-              <w:t>002137</w:t>
+              <w:t>0 02 137</w:t>
             </w:r>
           </w:p>
         </w:tc>
@@ -19757,7 +19757,7 @@
                 <w:b w:val="0"/>
                 <w:sz w:val="16"/>
               </w:rPr>
-              <w:t>002138</w:t>
+              <w:t>0 02 138</w:t>
             </w:r>
           </w:p>
         </w:tc>
@@ -19921,7 +19921,7 @@
                 <w:b w:val="0"/>
                 <w:sz w:val="16"/>
               </w:rPr>
-              <w:t>002139</w:t>
+              <w:t>0 02 139</w:t>
             </w:r>
           </w:p>
         </w:tc>
@@ -20085,7 +20085,7 @@
                 <w:b w:val="0"/>
                 <w:sz w:val="16"/>
               </w:rPr>
-              <w:t>002140</w:t>
+              <w:t>0 02 140</w:t>
             </w:r>
           </w:p>
         </w:tc>
@@ -20250,7 +20250,7 @@
                 <w:b w:val="0"/>
                 <w:sz w:val="16"/>
               </w:rPr>
-              <w:t>002141</w:t>
+              <w:t>0 02 141</w:t>
             </w:r>
           </w:p>
         </w:tc>
@@ -20414,7 +20414,7 @@
                 <w:b w:val="0"/>
                 <w:sz w:val="16"/>
               </w:rPr>
-              <w:t>002142</w:t>
+              <w:t>0 02 142</w:t>
             </w:r>
           </w:p>
         </w:tc>
@@ -20579,7 +20579,7 @@
                 <w:b w:val="0"/>
                 <w:sz w:val="16"/>
               </w:rPr>
-              <w:t>002143</w:t>
+              <w:t>0 02 143</w:t>
             </w:r>
           </w:p>
         </w:tc>
@@ -20743,7 +20743,7 @@
                 <w:b w:val="0"/>
                 <w:sz w:val="16"/>
               </w:rPr>
-              <w:t>002144</w:t>
+              <w:t>0 02 144</w:t>
             </w:r>
           </w:p>
         </w:tc>
@@ -20907,7 +20907,7 @@
                 <w:b w:val="0"/>
                 <w:sz w:val="16"/>
               </w:rPr>
-              <w:t>002145</w:t>
+              <w:t>0 02 145</w:t>
             </w:r>
           </w:p>
         </w:tc>
@@ -21071,7 +21071,7 @@
                 <w:b w:val="0"/>
                 <w:sz w:val="16"/>
               </w:rPr>
-              <w:t>002146</w:t>
+              <w:t>0 02 146</w:t>
             </w:r>
           </w:p>
         </w:tc>
@@ -21235,7 +21235,7 @@
                 <w:b w:val="0"/>
                 <w:sz w:val="16"/>
               </w:rPr>
-              <w:t>002147</w:t>
+              <w:t>0 02 147</w:t>
             </w:r>
           </w:p>
         </w:tc>
@@ -21399,7 +21399,7 @@
                 <w:b w:val="0"/>
                 <w:sz w:val="16"/>
               </w:rPr>
-              <w:t>002148</w:t>
+              <w:t>0 02 148</w:t>
             </w:r>
           </w:p>
         </w:tc>
@@ -21563,7 +21563,7 @@
                 <w:b w:val="0"/>
                 <w:sz w:val="16"/>
               </w:rPr>
-              <w:t>002149</w:t>
+              <w:t>0 02 149</w:t>
             </w:r>
           </w:p>
         </w:tc>
@@ -21727,7 +21727,7 @@
                 <w:b w:val="0"/>
                 <w:sz w:val="16"/>
               </w:rPr>
-              <w:t>002150</w:t>
+              <w:t>0 02 150</w:t>
             </w:r>
           </w:p>
         </w:tc>
@@ -21891,7 +21891,7 @@
                 <w:b w:val="0"/>
                 <w:sz w:val="16"/>
               </w:rPr>
-              <w:t>002151</w:t>
+              <w:t>0 02 151</w:t>
             </w:r>
           </w:p>
         </w:tc>
@@ -22055,7 +22055,7 @@
                 <w:b w:val="0"/>
                 <w:sz w:val="16"/>
               </w:rPr>
-              <w:t>002152</w:t>
+              <w:t>0 02 152</w:t>
             </w:r>
           </w:p>
         </w:tc>
@@ -22220,7 +22220,7 @@
                 <w:b w:val="0"/>
                 <w:sz w:val="16"/>
               </w:rPr>
-              <w:t>002153</w:t>
+              <w:t>0 02 153</w:t>
             </w:r>
           </w:p>
         </w:tc>
@@ -22384,7 +22384,7 @@
                 <w:b w:val="0"/>
                 <w:sz w:val="16"/>
               </w:rPr>
-              <w:t>002154</w:t>
+              <w:t>0 02 154</w:t>
             </w:r>
           </w:p>
         </w:tc>
@@ -22548,7 +22548,7 @@
                 <w:b w:val="0"/>
                 <w:sz w:val="16"/>
               </w:rPr>
-              <w:t>002155</w:t>
+              <w:t>0 02 155</w:t>
             </w:r>
           </w:p>
         </w:tc>
@@ -22712,7 +22712,7 @@
                 <w:b w:val="0"/>
                 <w:sz w:val="16"/>
               </w:rPr>
-              <w:t>002156</w:t>
+              <w:t>0 02 156</w:t>
             </w:r>
           </w:p>
         </w:tc>
@@ -22876,7 +22876,7 @@
                 <w:b w:val="0"/>
                 <w:sz w:val="16"/>
               </w:rPr>
-              <w:t>002157</w:t>
+              <w:t>0 02 157</w:t>
             </w:r>
           </w:p>
         </w:tc>
@@ -23040,7 +23040,7 @@
                 <w:b w:val="0"/>
                 <w:sz w:val="16"/>
               </w:rPr>
-              <w:t>002158</w:t>
+              <w:t>0 02 158</w:t>
             </w:r>
           </w:p>
         </w:tc>
@@ -23204,7 +23204,7 @@
                 <w:b w:val="0"/>
                 <w:sz w:val="16"/>
               </w:rPr>
-              <w:t>002159</w:t>
+              <w:t>0 02 159</w:t>
             </w:r>
           </w:p>
         </w:tc>
@@ -23368,7 +23368,7 @@
                 <w:b w:val="0"/>
                 <w:sz w:val="16"/>
               </w:rPr>
-              <w:t>002160</w:t>
+              <w:t>0 02 160</w:t>
             </w:r>
           </w:p>
         </w:tc>
@@ -23532,7 +23532,7 @@
                 <w:b w:val="0"/>
                 <w:sz w:val="16"/>
               </w:rPr>
-              <w:t>002161</w:t>
+              <w:t>0 02 161</w:t>
             </w:r>
           </w:p>
         </w:tc>
@@ -23696,7 +23696,7 @@
                 <w:b w:val="0"/>
                 <w:sz w:val="16"/>
               </w:rPr>
-              <w:t>002162</w:t>
+              <w:t>0 02 162</w:t>
             </w:r>
           </w:p>
         </w:tc>
@@ -23860,7 +23860,7 @@
                 <w:b w:val="0"/>
                 <w:sz w:val="16"/>
               </w:rPr>
-              <w:t>002163</w:t>
+              <w:t>0 02 163</w:t>
             </w:r>
           </w:p>
         </w:tc>
@@ -24024,7 +24024,7 @@
                 <w:b w:val="0"/>
                 <w:sz w:val="16"/>
               </w:rPr>
-              <w:t>002164</w:t>
+              <w:t>0 02 164</w:t>
             </w:r>
           </w:p>
         </w:tc>
@@ -24188,7 +24188,7 @@
                 <w:b w:val="0"/>
                 <w:sz w:val="16"/>
               </w:rPr>
-              <w:t>002165</w:t>
+              <w:t>0 02 165</w:t>
             </w:r>
           </w:p>
         </w:tc>
@@ -24352,7 +24352,7 @@
                 <w:b w:val="0"/>
                 <w:sz w:val="16"/>
               </w:rPr>
-              <w:t>002166</w:t>
+              <w:t>0 02 166</w:t>
             </w:r>
           </w:p>
         </w:tc>
@@ -24516,7 +24516,7 @@
                 <w:b w:val="0"/>
                 <w:sz w:val="16"/>
               </w:rPr>
-              <w:t>002167</w:t>
+              <w:t>0 02 167</w:t>
             </w:r>
           </w:p>
         </w:tc>
@@ -24680,7 +24680,7 @@
                 <w:b w:val="0"/>
                 <w:sz w:val="16"/>
               </w:rPr>
-              <w:t>002168</w:t>
+              <w:t>0 02 168</w:t>
             </w:r>
           </w:p>
         </w:tc>
@@ -24844,7 +24844,7 @@
                 <w:b w:val="0"/>
                 <w:sz w:val="16"/>
               </w:rPr>
-              <w:t>002169</w:t>
+              <w:t>0 02 169</w:t>
             </w:r>
           </w:p>
         </w:tc>
@@ -25008,7 +25008,7 @@
                 <w:b w:val="0"/>
                 <w:sz w:val="16"/>
               </w:rPr>
-              <w:t>002170</w:t>
+              <w:t>0 02 170</w:t>
             </w:r>
           </w:p>
         </w:tc>
@@ -25172,7 +25172,7 @@
                 <w:b w:val="0"/>
                 <w:sz w:val="16"/>
               </w:rPr>
-              <w:t>002171</w:t>
+              <w:t>0 02 171</w:t>
             </w:r>
           </w:p>
         </w:tc>
@@ -25336,7 +25336,7 @@
                 <w:b w:val="0"/>
                 <w:sz w:val="16"/>
               </w:rPr>
-              <w:t>002172</w:t>
+              <w:t>0 02 172</w:t>
             </w:r>
           </w:p>
         </w:tc>
@@ -25500,7 +25500,7 @@
                 <w:b w:val="0"/>
                 <w:sz w:val="16"/>
               </w:rPr>
-              <w:t>002173</w:t>
+              <w:t>0 02 173</w:t>
             </w:r>
           </w:p>
         </w:tc>
@@ -25665,7 +25665,7 @@
                 <w:b w:val="0"/>
                 <w:sz w:val="16"/>
               </w:rPr>
-              <w:t>002174</w:t>
+              <w:t>0 02 174</w:t>
             </w:r>
           </w:p>
         </w:tc>
@@ -25829,7 +25829,7 @@
                 <w:b w:val="0"/>
                 <w:sz w:val="16"/>
               </w:rPr>
-              <w:t>002175</w:t>
+              <w:t>0 02 175</w:t>
             </w:r>
           </w:p>
         </w:tc>
@@ -25993,7 +25993,7 @@
                 <w:b w:val="0"/>
                 <w:sz w:val="16"/>
               </w:rPr>
-              <w:t>002176</w:t>
+              <w:t>0 02 176</w:t>
             </w:r>
           </w:p>
         </w:tc>
@@ -26157,7 +26157,7 @@
                 <w:b w:val="0"/>
                 <w:sz w:val="16"/>
               </w:rPr>
-              <w:t>002177</w:t>
+              <w:t>0 02 177</w:t>
             </w:r>
           </w:p>
         </w:tc>
@@ -26321,7 +26321,7 @@
                 <w:b w:val="0"/>
                 <w:sz w:val="16"/>
               </w:rPr>
-              <w:t>002178</w:t>
+              <w:t>0 02 178</w:t>
             </w:r>
           </w:p>
         </w:tc>
@@ -26485,7 +26485,7 @@
                 <w:b w:val="0"/>
                 <w:sz w:val="16"/>
               </w:rPr>
-              <w:t>002179</w:t>
+              <w:t>0 02 179</w:t>
             </w:r>
           </w:p>
         </w:tc>
@@ -26649,7 +26649,7 @@
                 <w:b w:val="0"/>
                 <w:sz w:val="16"/>
               </w:rPr>
-              <w:t>002180</w:t>
+              <w:t>0 02 180</w:t>
             </w:r>
           </w:p>
         </w:tc>
@@ -26813,7 +26813,7 @@
                 <w:b w:val="0"/>
                 <w:sz w:val="16"/>
               </w:rPr>
-              <w:t>002181</w:t>
+              <w:t>0 02 181</w:t>
             </w:r>
           </w:p>
         </w:tc>
@@ -26977,7 +26977,7 @@
                 <w:b w:val="0"/>
                 <w:sz w:val="16"/>
               </w:rPr>
-              <w:t>002182</w:t>
+              <w:t>0 02 182</w:t>
             </w:r>
           </w:p>
         </w:tc>
@@ -27141,7 +27141,7 @@
                 <w:b w:val="0"/>
                 <w:sz w:val="16"/>
               </w:rPr>
-              <w:t>002183</w:t>
+              <w:t>0 02 183</w:t>
             </w:r>
           </w:p>
         </w:tc>
@@ -27305,7 +27305,7 @@
                 <w:b w:val="0"/>
                 <w:sz w:val="16"/>
               </w:rPr>
-              <w:t>002184</w:t>
+              <w:t>0 02 184</w:t>
             </w:r>
           </w:p>
         </w:tc>
@@ -27469,7 +27469,7 @@
                 <w:b w:val="0"/>
                 <w:sz w:val="16"/>
               </w:rPr>
-              <w:t>002185</w:t>
+              <w:t>0 02 185</w:t>
             </w:r>
           </w:p>
         </w:tc>
@@ -27633,7 +27633,7 @@
                 <w:b w:val="0"/>
                 <w:sz w:val="16"/>
               </w:rPr>
-              <w:t>002186</w:t>
+              <w:t>0 02 186</w:t>
             </w:r>
           </w:p>
         </w:tc>
@@ -27797,7 +27797,7 @@
                 <w:b w:val="0"/>
                 <w:sz w:val="16"/>
               </w:rPr>
-              <w:t>002187</w:t>
+              <w:t>0 02 187</w:t>
             </w:r>
           </w:p>
         </w:tc>
@@ -27961,7 +27961,7 @@
                 <w:b w:val="0"/>
                 <w:sz w:val="16"/>
               </w:rPr>
-              <w:t>002188</w:t>
+              <w:t>0 02 188</w:t>
             </w:r>
           </w:p>
         </w:tc>
@@ -28125,7 +28125,7 @@
                 <w:b w:val="0"/>
                 <w:sz w:val="16"/>
               </w:rPr>
-              <w:t>002189</w:t>
+              <w:t>0 02 189</w:t>
             </w:r>
           </w:p>
         </w:tc>
@@ -28289,7 +28289,7 @@
                 <w:b w:val="0"/>
                 <w:sz w:val="16"/>
               </w:rPr>
-              <w:t>002190</w:t>
+              <w:t>0 02 190</w:t>
             </w:r>
           </w:p>
         </w:tc>
@@ -28453,7 +28453,7 @@
                 <w:b w:val="0"/>
                 <w:sz w:val="16"/>
               </w:rPr>
-              <w:t>002191</w:t>
+              <w:t>0 02 191</w:t>
             </w:r>
           </w:p>
         </w:tc>

--- a/docx/es/BUFRCREX_TableB_es_02.docx
+++ b/docx/es/BUFRCREX_TableB_es_02.docx
@@ -33484,207 +33484,7 @@
           <w:i/>
           <w:sz w:val="14"/>
         </w:rPr>
-        <w:t>Note 23: El valor –0,1 kg m–2 antes de la aplicación del factor de escala (–1 después de su aplicación o en la clave CREX) indicará “trazas” (no mensurable, menos de 0,05 kg m–2).</w:t>
-      </w:r>
-    </w:p>
-    <w:p>
-      <w:r>
-        <w:rPr>
-          <w:rFonts w:ascii="Verdana" w:hAnsi="Verdana"/>
-          <w:i/>
-          <w:sz w:val="14"/>
-        </w:rPr>
-        <w:t>Note 25: Una significación definida anteriormente puede anularse transmitiendo un “valor faltante” a partir de la tabla de cifrado o de banderines apropiada.</w:t>
-      </w:r>
-    </w:p>
-    <w:p>
-      <w:r>
-        <w:rPr>
-          <w:rFonts w:ascii="Verdana" w:hAnsi="Verdana"/>
-          <w:i/>
-          <w:sz w:val="14"/>
-        </w:rPr>
-        <w:t>Note 27: Todas las horas están expresadas en Tiempo Universal Coordinado (UTC), a menos que se indique lo contrario. I.2 – BUFR/CREX Tabla B/04 – 3</w:t>
-      </w:r>
-    </w:p>
-    <w:p>
-      <w:r>
-        <w:rPr>
-          <w:rFonts w:ascii="Verdana" w:hAnsi="Verdana"/>
-          <w:i/>
-          <w:sz w:val="14"/>
-        </w:rPr>
-        <w:t>Note 32: Solo se indicará el rumbo o azimut en relación con la localización comunicada que no volverá a especificarse.</w:t>
-      </w:r>
-    </w:p>
-    <w:p>
-      <w:r>
-        <w:rPr>
-          <w:rFonts w:ascii="Verdana" w:hAnsi="Verdana"/>
-          <w:i/>
-          <w:sz w:val="14"/>
-        </w:rPr>
-        <w:t>Note 62: Tan solo se indicará la distancia en relación con la localización comunicada y el rumbo, azimut o elevación y no se volverá a especificar esta localización.</w:t>
-      </w:r>
-    </w:p>
-    <w:p>
-      <w:r>
-        <w:rPr>
-          <w:rFonts w:ascii="Verdana" w:hAnsi="Verdana"/>
-          <w:i/>
-          <w:sz w:val="14"/>
-        </w:rPr>
-        <w:t>Note 63: Se asignarán valores positivos a la radiación descendente.</w:t>
-      </w:r>
-    </w:p>
-    <w:p>
-      <w:r>
-        <w:rPr>
-          <w:rFonts w:ascii="Verdana" w:hAnsi="Verdana"/>
-          <w:i/>
-          <w:sz w:val="14"/>
-        </w:rPr>
-        <w:t>Note 64: Se asignarán valores positivos a los componentes descendentes w cuando las unidades sean Pa s –1.</w:t>
-      </w:r>
-    </w:p>
-    <w:p>
-      <w:r>
-        <w:rPr>
-          <w:rFonts w:ascii="Verdana" w:hAnsi="Verdana"/>
-          <w:i/>
-          <w:sz w:val="14"/>
-        </w:rPr>
-        <w:t>Note 66: Se asignarán valores negativos a los incrementos este-oeste.</w:t>
-      </w:r>
-    </w:p>
-    <w:p>
-      <w:r>
-        <w:rPr>
-          <w:rFonts w:ascii="Verdana" w:hAnsi="Verdana"/>
-          <w:i/>
-          <w:sz w:val="14"/>
-        </w:rPr>
-        <w:t>Note 75: Para los descriptores CREX F = B, no 0.</w:t>
-      </w:r>
-    </w:p>
-    <w:p>
-      <w:r>
-        <w:rPr>
-          <w:rFonts w:ascii="Verdana" w:hAnsi="Verdana"/>
-          <w:i/>
-          <w:sz w:val="14"/>
-        </w:rPr>
-        <w:t>Note 92: Para distinguir claramente los casos de datos faltantes y de píxeles saturados, los datos de imagen de n bits deberían cifrarse utilizando una anchura de datos de n + 1. Si tal descriptor no está disponible ya en la Clase 30, debería utilizarse un descriptor de operación 2 01 YYY para modificar la anchura de datos de la entrada existente, si fuese necesario. I.2 – BUFR/CREX Tabla B/30 – 1</w:t>
-      </w:r>
-    </w:p>
-    <w:p>
-      <w:r>
-        <w:rPr>
-          <w:rFonts w:ascii="Verdana" w:hAnsi="Verdana"/>
-          <w:i/>
-          <w:sz w:val="14"/>
-        </w:rPr>
-        <w:t>Note 105: Para indicar períodos de tiempo o desplazamientos que preceden al tiempo definido actualmente se emplearán períodos de tiempo negativos o desplazamientos.</w:t>
-      </w:r>
-    </w:p>
-    <w:p>
-      <w:r>
-        <w:rPr>
-          <w:rFonts w:ascii="Verdana" w:hAnsi="Verdana"/>
-          <w:i/>
-          <w:sz w:val="14"/>
-        </w:rPr>
-        <w:t>Note 110: Se asignarán valores negativos a los incrementos norte-sur.</w:t>
-      </w:r>
-    </w:p>
-    <w:p>
-      <w:r>
-        <w:rPr>
-          <w:rFonts w:ascii="Verdana" w:hAnsi="Verdana"/>
-          <w:i/>
-          <w:sz w:val="14"/>
-        </w:rPr>
-        <w:t>Note 115: La anchura de datos de los píxeles puede cambiarse mediante el descriptor 2 01 YYY.</w:t>
-      </w:r>
-    </w:p>
-    <w:p>
-      <w:r>
-        <w:rPr>
-          <w:rFonts w:ascii="Verdana" w:hAnsi="Verdana"/>
-          <w:i/>
-          <w:sz w:val="14"/>
-        </w:rPr>
         <w:t>Note 121: En relación con determinados elementos de esta clase, pueden consignarse algunas indicaciones sobre la precisión prevista.</w:t>
-      </w:r>
-    </w:p>
-    <w:p>
-      <w:r>
-        <w:rPr>
-          <w:rFonts w:ascii="Verdana" w:hAnsi="Verdana"/>
-          <w:i/>
-          <w:sz w:val="14"/>
-        </w:rPr>
-        <w:t>Note 122: Se asignarán valores negativos a la latitud sur.</w:t>
-      </w:r>
-    </w:p>
-    <w:p>
-      <w:r>
-        <w:rPr>
-          <w:rFonts w:ascii="Verdana" w:hAnsi="Verdana"/>
-          <w:i/>
-          <w:sz w:val="14"/>
-        </w:rPr>
-        <w:t>Note 123: Se asignarán valores positivos a los componentes v en sentido sur–norte.</w:t>
-      </w:r>
-    </w:p>
-    <w:p>
-      <w:r>
-        <w:rPr>
-          <w:rFonts w:ascii="Verdana" w:hAnsi="Verdana"/>
-          <w:i/>
-          <w:sz w:val="14"/>
-        </w:rPr>
-        <w:t>Note 126: Los informes sobre la dirección del viento de superficie resultantes de mediciones dentro del 1° del Polo Norte o del Polo Sur se notificarán de manera que el cero de su acimut esté alineado, coincidiendo con los 0° del meridiano de Greenwich. I.2 – BUFR/CREX Tabla B/11 – 6</w:t>
-      </w:r>
-    </w:p>
-    <w:p>
-      <w:r>
-        <w:rPr>
-          <w:rFonts w:ascii="Verdana" w:hAnsi="Verdana"/>
-          <w:i/>
-          <w:sz w:val="14"/>
-        </w:rPr>
-        <w:t>Note 140: El tamaño del píxel en la horizontal – 1 está dado por la posición donde el factor de escala del mapa es igual a la unidad.</w:t>
-      </w:r>
-    </w:p>
-    <w:p>
-      <w:r>
-        <w:rPr>
-          <w:rFonts w:ascii="Verdana" w:hAnsi="Verdana"/>
-          <w:i/>
-          <w:sz w:val="14"/>
-        </w:rPr>
-        <w:t>Note 141: El tamaño del píxel en la horizontal – 2 está dado por la posición donde el factor de escala del mapa es igual a la unidad.</w:t>
-      </w:r>
-    </w:p>
-    <w:p>
-      <w:r>
-        <w:rPr>
-          <w:rFonts w:ascii="Verdana" w:hAnsi="Verdana"/>
-          <w:i/>
-          <w:sz w:val="14"/>
-        </w:rPr>
-        <w:t>Note 145: La significación de los períodos o desplazamientos de tiempo se puede indicar utilizando la clave de significación del tiempo correspondiente a la referencia de tabla 0 08 021.</w:t>
-      </w:r>
-    </w:p>
-    <w:p>
-      <w:r>
-        <w:rPr>
-          <w:rFonts w:ascii="Verdana" w:hAnsi="Verdana"/>
-          <w:i/>
-          <w:sz w:val="14"/>
-        </w:rPr>
-        <w:t>Note 149: La localización del tiempo, cuando se utiliza con valores de predicción, indicará la hora del estado inicial de la predicción o el comienzo del período de predicción; cuando se utilice con promedios de conjunto de valores de predicción, la localización del tiempo indicará el estado inicial o el comienzo de la primera predicción de las que se obtienen los valores medios de conjunto</w:t>
       </w:r>
     </w:p>
     <w:p>
@@ -33705,146 +33505,6 @@
           <w:sz w:val="14"/>
         </w:rPr>
         <w:t>Note 156: Esta clase incluirá elementos que describen los instrumentos que se utilizan para obtener los elementos meteorológicos transmitidos.</w:t>
-      </w:r>
-    </w:p>
-    <w:p>
-      <w:r>
-        <w:rPr>
-          <w:rFonts w:ascii="Verdana" w:hAnsi="Verdana"/>
-          <w:i/>
-          <w:sz w:val="14"/>
-        </w:rPr>
-        <w:t>Note 158: Respecto a los períodos o desplazamientos de tiempo, e incrementos de tiempo, será necesario determinar la localización inicial del tiempo antes de utilizarlos, y a continuación, según corresponda, se indicará la definición y significación del tiempo.</w:t>
-      </w:r>
-    </w:p>
-    <w:p>
-      <w:r>
-        <w:rPr>
-          <w:rFonts w:ascii="Verdana" w:hAnsi="Verdana"/>
-          <w:i/>
-          <w:sz w:val="14"/>
-        </w:rPr>
-        <w:t>Note 160: Se asignarán valores negativos a la radiación ascendente.</w:t>
-      </w:r>
-    </w:p>
-    <w:p>
-      <w:r>
-        <w:rPr>
-          <w:rFonts w:ascii="Verdana" w:hAnsi="Verdana"/>
-          <w:i/>
-          <w:sz w:val="14"/>
-        </w:rPr>
-        <w:t>Note 161: Se asignarán valores positivos a los componentes ascendentes w cuando las unidades sean m s–1.</w:t>
-      </w:r>
-    </w:p>
-    <w:p>
-      <w:r>
-        <w:rPr>
-          <w:rFonts w:ascii="Verdana" w:hAnsi="Verdana"/>
-          <w:i/>
-          <w:sz w:val="14"/>
-        </w:rPr>
-        <w:t>Note 162: Intervalos útiles utilizados: de 1011 Bq a 1019 Bq para emisiones; de 10–2 Bq a 107 Bq y de 10–2 mSv a 107 mSv para concentraciones y dosis.</w:t>
-      </w:r>
-    </w:p>
-    <w:p>
-      <w:r>
-        <w:rPr>
-          <w:rFonts w:ascii="Verdana" w:hAnsi="Verdana"/>
-          <w:i/>
-          <w:sz w:val="14"/>
-        </w:rPr>
-        <w:t>Note 163: Los valores de la latitud y de los incrementos de latitud quedan comprendidos entre –90 grados y +90 grados.</w:t>
-      </w:r>
-    </w:p>
-    <w:p>
-      <w:r>
-        <w:rPr>
-          <w:rFonts w:ascii="Verdana" w:hAnsi="Verdana"/>
-          <w:i/>
-          <w:sz w:val="14"/>
-        </w:rPr>
-        <w:t>Note 164: Los valores de longitud quedarán comprendidos entre –180 grados y +180 grados.</w:t>
-      </w:r>
-    </w:p>
-    <w:p>
-      <w:r>
-        <w:rPr>
-          <w:rFonts w:ascii="Verdana" w:hAnsi="Verdana"/>
-          <w:i/>
-          <w:sz w:val="14"/>
-        </w:rPr>
-        <w:t>Note 165: Se indicarán los elementos verticales y la presión para determinar los valores de estos elementos con independencia del elemento o variable que indique la coordenada vertical.</w:t>
-      </w:r>
-    </w:p>
-    <w:p>
-      <w:r>
-        <w:rPr>
-          <w:rFonts w:ascii="Verdana" w:hAnsi="Verdana"/>
-          <w:i/>
-          <w:sz w:val="14"/>
-        </w:rPr>
-        <w:t>Note 166: Se asignarán valores negativos a la longitud oeste.</w:t>
-      </w:r>
-    </w:p>
-    <w:p>
-      <w:r>
-        <w:rPr>
-          <w:rFonts w:ascii="Verdana" w:hAnsi="Verdana"/>
-          <w:i/>
-          <w:sz w:val="14"/>
-        </w:rPr>
-        <w:t>Note 167: Se asignarán valores positivos a los componentes u en sentido oeste–este.</w:t>
-      </w:r>
-    </w:p>
-    <w:p>
-      <w:r>
-        <w:rPr>
-          <w:rFonts w:ascii="Verdana" w:hAnsi="Verdana"/>
-          <w:i/>
-          <w:sz w:val="14"/>
-        </w:rPr>
-        <w:t>Note 176: Cuando sea necesario indicar más de un período o desplazamiento de tiempo para hacer indicaciones de tiempo complejas se definirán en sucesión inmediata en el siguiente orden: período conjunto (según corresponda), seguido por el período de predicción (según corresponda), seguido por el período de promedio o acumulación (según corresponda).</w:t>
-      </w:r>
-    </w:p>
-    <w:p>
-      <w:r>
-        <w:rPr>
-          <w:rFonts w:ascii="Verdana" w:hAnsi="Verdana"/>
-          <w:i/>
-          <w:sz w:val="14"/>
-        </w:rPr>
-        <w:t>Note 178: Cuando se indique la expresión “período determinado” en la columna “nombre del elemento”, deberá indicarse el período correspondiente, utilizando referencias de la Clase 04.</w:t>
-      </w:r>
-    </w:p>
-    <w:p>
-      <w:r>
-        <w:rPr>
-          <w:rFonts w:ascii="Verdana" w:hAnsi="Verdana"/>
-          <w:i/>
-          <w:sz w:val="14"/>
-        </w:rPr>
-        <w:t>Note 179: Cuando se acumulen o promedien los valores (por ejemplo en relación con un determinado período de tiempo), el número total de valores de los que se obtienen los valores acumulados o promediados podrán representarse utilizando la referencia 0 08 022.</w:t>
-      </w:r>
-    </w:p>
-    <w:p>
-      <w:r>
-        <w:rPr>
-          <w:rFonts w:ascii="Verdana" w:hAnsi="Verdana"/>
-          <w:i/>
-          <w:sz w:val="14"/>
-        </w:rPr>
-        <w:t>Note 180: Normas para la información sobre vientos: Velocidad Dirección Valor faltante Valor faltante Calma 0 0 Observación normal &gt;0 1°–360° Velocidad solamente &gt;0 Valor faltante Dirección solamente Valor faltante 1°–360° “Ligero y variable” &gt;0 0 No hay observaciones</w:t>
-      </w:r>
-    </w:p>
-    <w:p>
-      <w:r>
-        <w:rPr>
-          <w:rFonts w:ascii="Verdana" w:hAnsi="Verdana"/>
-          <w:i/>
-          <w:sz w:val="14"/>
-        </w:rPr>
-        <w:t>Note 181: Normas de notificación sobre mar de viento y olas: Observación Velocidad Dirección Ninguna observación faltante faltante Calma 0 0 Observación normal &gt;0 1–360 Velocidad únicamente &gt;0 faltante Dirección únicamente faltante 1–360 &gt;0 0 “Ligero y variable”</w:t>
       </w:r>
     </w:p>
     <w:sectPr>
